--- a/pr5/Фомина 5 пр Андроид.docx
+++ b/pr5/Фомина 5 пр Андроид.docx
@@ -2067,8 +2067,6 @@
         <w:ind w:firstLine="0"/>
         <w:jc w:val="center"/>
       </w:pPr>
-      <w:bookmarkStart w:id="3" w:name="_GoBack"/>
-      <w:bookmarkEnd w:id="3"/>
       <w:r>
         <w:br w:type="page"/>
       </w:r>
@@ -2083,7 +2081,7 @@
           <w:szCs w:val="32"/>
         </w:rPr>
       </w:pPr>
-      <w:bookmarkStart w:id="4" w:name="_Toc227871792"/>
+      <w:bookmarkStart w:id="3" w:name="_Toc227871792"/>
       <w:r>
         <w:rPr>
           <w:sz w:val="32"/>
@@ -2091,74 +2089,195 @@
         </w:rPr>
         <w:lastRenderedPageBreak/>
         <w:t>ЦЕЛЬ РАБОТЫ</w:t>
+      </w:r>
+      <w:bookmarkEnd w:id="3"/>
+    </w:p>
+    <w:p>
+      <w:r>
+        <w:t xml:space="preserve">Освоить основные механизмы сохранения данных в </w:t>
+      </w:r>
+      <w:proofErr w:type="spellStart"/>
+      <w:r>
+        <w:t>Android</w:t>
+      </w:r>
+      <w:proofErr w:type="spellEnd"/>
+      <w:r>
+        <w:t xml:space="preserve">-приложениях: </w:t>
+      </w:r>
+      <w:proofErr w:type="spellStart"/>
+      <w:r>
+        <w:t>SharedPreferences</w:t>
+      </w:r>
+      <w:proofErr w:type="spellEnd"/>
+      <w:r>
+        <w:t xml:space="preserve"> для хранения </w:t>
+      </w:r>
+      <w:proofErr w:type="spellStart"/>
+      <w:r>
+        <w:t>лёгковесных</w:t>
+      </w:r>
+      <w:proofErr w:type="spellEnd"/>
+      <w:r>
+        <w:t xml:space="preserve"> пользовательских настроек (ключ-значение), базы данных </w:t>
+      </w:r>
+      <w:proofErr w:type="spellStart"/>
+      <w:r>
+        <w:t>SQLite</w:t>
+      </w:r>
+      <w:proofErr w:type="spellEnd"/>
+      <w:r>
+        <w:t xml:space="preserve"> для структурированного хранения данных через таблицы с возможностью полноценных CRUD-операций, файловое хранилище (внутреннее и внешнее) для создания, чтения, дописывания и удаления файлов, сохранение состояния приложения через </w:t>
+      </w:r>
+      <w:proofErr w:type="spellStart"/>
+      <w:r>
+        <w:t>onSaveInstanceState</w:t>
+      </w:r>
+      <w:proofErr w:type="spellEnd"/>
+      <w:r>
+        <w:t xml:space="preserve"> для восстановления UI при повороте экрана.</w:t>
+      </w:r>
+    </w:p>
+    <w:p>
+      <w:pPr>
+        <w:pStyle w:val="1"/>
+        <w:ind w:left="0"/>
+        <w:jc w:val="center"/>
+      </w:pPr>
+      <w:bookmarkStart w:id="4" w:name="_Toc227871793"/>
+      <w:r>
+        <w:lastRenderedPageBreak/>
+        <w:t>ХОД РАБОТЫ</w:t>
       </w:r>
       <w:bookmarkEnd w:id="4"/>
     </w:p>
     <w:p>
-      <w:r>
-        <w:t xml:space="preserve">Освоить основные механизмы сохранения данных в </w:t>
-      </w:r>
-      <w:proofErr w:type="spellStart"/>
-      <w:r>
-        <w:t>Android</w:t>
-      </w:r>
-      <w:proofErr w:type="spellEnd"/>
-      <w:r>
-        <w:t xml:space="preserve">-приложениях: </w:t>
-      </w:r>
-      <w:proofErr w:type="spellStart"/>
-      <w:r>
-        <w:t>SharedPreferences</w:t>
-      </w:r>
-      <w:proofErr w:type="spellEnd"/>
-      <w:r>
-        <w:t xml:space="preserve"> для хранения </w:t>
-      </w:r>
-      <w:proofErr w:type="spellStart"/>
-      <w:r>
-        <w:t>лёгковесных</w:t>
-      </w:r>
-      <w:proofErr w:type="spellEnd"/>
-      <w:r>
-        <w:t xml:space="preserve"> пользовательских настроек (ключ-значение), базы данных </w:t>
-      </w:r>
-      <w:proofErr w:type="spellStart"/>
-      <w:r>
-        <w:t>SQLite</w:t>
-      </w:r>
-      <w:proofErr w:type="spellEnd"/>
-      <w:r>
-        <w:t xml:space="preserve"> для структурированного хранения данных через таблицы с возможностью полноценных CRUD-операций, файловое хранилище (внутреннее и внешнее) для создания, чтения, дописывания и удаления файлов, сохранение состояния приложения через </w:t>
-      </w:r>
-      <w:proofErr w:type="spellStart"/>
-      <w:r>
-        <w:t>onSaveInstanceState</w:t>
-      </w:r>
-      <w:proofErr w:type="spellEnd"/>
-      <w:r>
-        <w:t xml:space="preserve"> для восстановления UI при повороте экрана.</w:t>
-      </w:r>
-    </w:p>
-    <w:p>
-      <w:pPr>
-        <w:pStyle w:val="1"/>
-        <w:ind w:left="0"/>
-        <w:jc w:val="center"/>
-      </w:pPr>
-      <w:bookmarkStart w:id="5" w:name="_Toc227871793"/>
-      <w:r>
-        <w:lastRenderedPageBreak/>
-        <w:t>ХОД РАБОТЫ</w:t>
+      <w:pPr>
+        <w:pStyle w:val="2"/>
+      </w:pPr>
+      <w:bookmarkStart w:id="5" w:name="_Toc227871794"/>
+      <w:r>
+        <w:t>Задание 1</w:t>
       </w:r>
       <w:bookmarkEnd w:id="5"/>
     </w:p>
     <w:p>
+      <w:r>
+        <w:t xml:space="preserve">1. </w:t>
+      </w:r>
+      <w:r>
+        <w:t>На экране сделать несколько полей: поле, в котором будет прописано название</w:t>
+      </w:r>
+      <w:r>
+        <w:t xml:space="preserve"> </w:t>
+      </w:r>
+      <w:r>
+        <w:t>создаваемого файла (</w:t>
+      </w:r>
+      <w:proofErr w:type="spellStart"/>
+      <w:r>
+        <w:t>EditText</w:t>
+      </w:r>
+      <w:proofErr w:type="spellEnd"/>
+      <w:r>
+        <w:t>), поле для ввода содержимого файла (</w:t>
+      </w:r>
+      <w:proofErr w:type="spellStart"/>
+      <w:r>
+        <w:t>EditText</w:t>
+      </w:r>
+      <w:proofErr w:type="spellEnd"/>
+      <w:r>
+        <w:t>). Также</w:t>
+      </w:r>
+      <w:r>
+        <w:t xml:space="preserve"> </w:t>
+      </w:r>
+      <w:r>
+        <w:t>должны быть реализованы кнопки для создания файла, записи дополнительной</w:t>
+      </w:r>
+      <w:r>
+        <w:t xml:space="preserve"> </w:t>
+      </w:r>
+      <w:r>
+        <w:t>информации в конец существующего файла, кнопка для чтения файла, а также для</w:t>
+      </w:r>
+      <w:r>
+        <w:t xml:space="preserve"> </w:t>
+      </w:r>
+      <w:r>
+        <w:t>удаления файла.</w:t>
+      </w:r>
+      <w:r>
+        <w:t xml:space="preserve"> </w:t>
+      </w:r>
+      <w:r>
+        <w:t>При чтении файла в поле для вывода информации должно выводиться</w:t>
+      </w:r>
+      <w:r>
+        <w:t xml:space="preserve"> </w:t>
+      </w:r>
+      <w:r>
+        <w:t>содержимое хранящегося файла. После должно быть выведено сообщение о том, что</w:t>
+      </w:r>
+      <w:r>
+        <w:t xml:space="preserve"> </w:t>
+      </w:r>
+      <w:r>
+        <w:t xml:space="preserve">файл удален. При попытке удалить файл должен быть вызван </w:t>
+      </w:r>
+      <w:proofErr w:type="spellStart"/>
+      <w:r>
+        <w:t>AlertDialog</w:t>
+      </w:r>
+      <w:proofErr w:type="spellEnd"/>
+      <w:r>
+        <w:t>, который</w:t>
+      </w:r>
+      <w:r>
+        <w:t xml:space="preserve"> </w:t>
+      </w:r>
+      <w:r>
+        <w:t>спрашивает, действительно ли я хочу удалить выбранный файл.</w:t>
+      </w:r>
+    </w:p>
+    <w:p>
+      <w:r>
+        <w:t xml:space="preserve">2. </w:t>
+      </w:r>
+      <w:r>
+        <w:t>Реализовать сохранение состояния приложения при повороте экрана</w:t>
+      </w:r>
+      <w:r>
+        <w:t>.</w:t>
+      </w:r>
+    </w:p>
+    <w:p>
+      <w:r>
+        <w:t xml:space="preserve">3. </w:t>
+      </w:r>
+      <w:r>
+        <w:t>Реализовать создание, запись и удаление во внешней памяти на экране</w:t>
+      </w:r>
+      <w:r>
+        <w:t xml:space="preserve"> </w:t>
+      </w:r>
+      <w:r>
+        <w:t>одного</w:t>
+      </w:r>
+      <w:r>
+        <w:t xml:space="preserve"> </w:t>
+      </w:r>
+      <w:r>
+        <w:t>приложения и чтение выбранного файла в другом приложении.</w:t>
+      </w:r>
+    </w:p>
+    <w:p>
       <w:pPr>
         <w:pStyle w:val="2"/>
       </w:pPr>
-      <w:bookmarkStart w:id="6" w:name="_Toc227871794"/>
-      <w:r>
-        <w:t>Задание 1</w:t>
+      <w:bookmarkStart w:id="6" w:name="_Toc227871795"/>
+      <w:r>
+        <w:t>Задание 2</w:t>
       </w:r>
       <w:bookmarkEnd w:id="6"/>
     </w:p>
@@ -2167,79 +2286,21 @@
         <w:t xml:space="preserve">1. </w:t>
       </w:r>
       <w:r>
-        <w:t>На экране сделать несколько полей: поле, в котором будет прописано название</w:t>
-      </w:r>
-      <w:r>
-        <w:t xml:space="preserve"> </w:t>
-      </w:r>
-      <w:r>
-        <w:t>создаваемого файла (</w:t>
+        <w:t>Реализовать запись, получение, изменение и удаление имени пользователя</w:t>
+      </w:r>
+      <w:r>
+        <w:t xml:space="preserve"> </w:t>
+      </w:r>
+      <w:r>
+        <w:t xml:space="preserve">приложения через </w:t>
       </w:r>
       <w:proofErr w:type="spellStart"/>
       <w:r>
-        <w:t>EditText</w:t>
+        <w:t>SharedPreference</w:t>
       </w:r>
       <w:proofErr w:type="spellEnd"/>
       <w:r>
-        <w:t>), поле для ввода содержимого файла (</w:t>
-      </w:r>
-      <w:proofErr w:type="spellStart"/>
-      <w:r>
-        <w:t>EditText</w:t>
-      </w:r>
-      <w:proofErr w:type="spellEnd"/>
-      <w:r>
-        <w:t>). Также</w:t>
-      </w:r>
-      <w:r>
-        <w:t xml:space="preserve"> </w:t>
-      </w:r>
-      <w:r>
-        <w:t>должны быть реализованы кнопки для создания файла, записи дополнительной</w:t>
-      </w:r>
-      <w:r>
-        <w:t xml:space="preserve"> </w:t>
-      </w:r>
-      <w:r>
-        <w:t>информации в конец существующего файла, кнопка для чтения файла, а также для</w:t>
-      </w:r>
-      <w:r>
-        <w:t xml:space="preserve"> </w:t>
-      </w:r>
-      <w:r>
-        <w:t>удаления файла.</w:t>
-      </w:r>
-      <w:r>
-        <w:t xml:space="preserve"> </w:t>
-      </w:r>
-      <w:r>
-        <w:t>При чтении файла в поле для вывода информации должно выводиться</w:t>
-      </w:r>
-      <w:r>
-        <w:t xml:space="preserve"> </w:t>
-      </w:r>
-      <w:r>
-        <w:t>содержимое хранящегося файла. После должно быть выведено сообщение о том, что</w:t>
-      </w:r>
-      <w:r>
-        <w:t xml:space="preserve"> </w:t>
-      </w:r>
-      <w:r>
-        <w:t xml:space="preserve">файл удален. При попытке удалить файл должен быть вызван </w:t>
-      </w:r>
-      <w:proofErr w:type="spellStart"/>
-      <w:r>
-        <w:t>AlertDialog</w:t>
-      </w:r>
-      <w:proofErr w:type="spellEnd"/>
-      <w:r>
-        <w:t>, который</w:t>
-      </w:r>
-      <w:r>
-        <w:t xml:space="preserve"> </w:t>
-      </w:r>
-      <w:r>
-        <w:t>спрашивает, действительно ли я хочу удалить выбранный файл.</w:t>
+        <w:t>.</w:t>
       </w:r>
     </w:p>
     <w:p>
@@ -2247,92 +2308,29 @@
         <w:t xml:space="preserve">2. </w:t>
       </w:r>
       <w:r>
-        <w:t>Реализовать сохранение состояния приложения при повороте экрана</w:t>
-      </w:r>
-      <w:r>
-        <w:t>.</w:t>
+        <w:t>Создать базу данных по выбранной тематике. Реализовать методы записи,</w:t>
+      </w:r>
+      <w:r>
+        <w:t xml:space="preserve"> </w:t>
+      </w:r>
+      <w:r>
+        <w:t>поиска, изменения и удаления данных. В базе данных должна быть минимум одна</w:t>
+      </w:r>
+      <w:r>
+        <w:t xml:space="preserve"> </w:t>
+      </w:r>
+      <w:r>
+        <w:t>таблица с 5 полями.</w:t>
+      </w:r>
+      <w:r>
+        <w:br w:type="page"/>
       </w:r>
     </w:p>
     <w:p>
-      <w:r>
-        <w:t xml:space="preserve">3. </w:t>
-      </w:r>
-      <w:r>
-        <w:t>Реализовать создание, запись и удаление во внешней памяти на экране</w:t>
-      </w:r>
-      <w:r>
-        <w:t xml:space="preserve"> </w:t>
-      </w:r>
-      <w:r>
-        <w:t>одного</w:t>
-      </w:r>
-      <w:r>
-        <w:t xml:space="preserve"> </w:t>
-      </w:r>
-      <w:r>
-        <w:t>приложения и чтение выбранного файла в другом приложении.</w:t>
-      </w:r>
-    </w:p>
-    <w:p>
       <w:pPr>
         <w:pStyle w:val="2"/>
       </w:pPr>
-      <w:bookmarkStart w:id="7" w:name="_Toc227871795"/>
-      <w:r>
-        <w:t>Задание 2</w:t>
-      </w:r>
-      <w:bookmarkEnd w:id="7"/>
-    </w:p>
-    <w:p>
-      <w:r>
-        <w:t xml:space="preserve">1. </w:t>
-      </w:r>
-      <w:r>
-        <w:t>Реализовать запись, получение, изменение и удаление имени пользователя</w:t>
-      </w:r>
-      <w:r>
-        <w:t xml:space="preserve"> </w:t>
-      </w:r>
-      <w:r>
-        <w:t xml:space="preserve">приложения через </w:t>
-      </w:r>
-      <w:proofErr w:type="spellStart"/>
-      <w:r>
-        <w:t>SharedPreference</w:t>
-      </w:r>
-      <w:proofErr w:type="spellEnd"/>
-      <w:r>
-        <w:t>.</w:t>
-      </w:r>
-    </w:p>
-    <w:p>
-      <w:r>
-        <w:t xml:space="preserve">2. </w:t>
-      </w:r>
-      <w:r>
-        <w:t>Создать базу данных по выбранной тематике. Реализовать методы записи,</w:t>
-      </w:r>
-      <w:r>
-        <w:t xml:space="preserve"> </w:t>
-      </w:r>
-      <w:r>
-        <w:t>поиска, изменения и удаления данных. В базе данных должна быть минимум одна</w:t>
-      </w:r>
-      <w:r>
-        <w:t xml:space="preserve"> </w:t>
-      </w:r>
-      <w:r>
-        <w:t>таблица с 5 полями.</w:t>
-      </w:r>
-      <w:r>
-        <w:br w:type="page"/>
-      </w:r>
-    </w:p>
-    <w:p>
-      <w:pPr>
-        <w:pStyle w:val="2"/>
-      </w:pPr>
-      <w:bookmarkStart w:id="8" w:name="_Toc227871796"/>
+      <w:bookmarkStart w:id="7" w:name="_Toc227871796"/>
       <w:r>
         <w:lastRenderedPageBreak/>
         <w:t xml:space="preserve">Внутреннее хранилище: создание, чтение, </w:t>
@@ -2351,7 +2349,7 @@
       <w:r>
         <w:t>удаление файла</w:t>
       </w:r>
-      <w:bookmarkEnd w:id="8"/>
+      <w:bookmarkEnd w:id="7"/>
     </w:p>
     <w:p>
       <w:pPr>
@@ -2972,12 +2970,12 @@
       <w:pPr>
         <w:pStyle w:val="2"/>
       </w:pPr>
-      <w:bookmarkStart w:id="9" w:name="_Toc227871797"/>
+      <w:bookmarkStart w:id="8" w:name="_Toc227871797"/>
       <w:r>
         <w:lastRenderedPageBreak/>
         <w:t>Сохранение состояния при повороте экрана</w:t>
       </w:r>
-      <w:bookmarkEnd w:id="9"/>
+      <w:bookmarkEnd w:id="8"/>
     </w:p>
     <w:p>
       <w:pPr>
@@ -3148,12 +3146,12 @@
         <w:pStyle w:val="2"/>
         <w:ind w:firstLine="720"/>
       </w:pPr>
-      <w:bookmarkStart w:id="10" w:name="_Toc227871798"/>
+      <w:bookmarkStart w:id="9" w:name="_Toc227871798"/>
       <w:r>
         <w:lastRenderedPageBreak/>
         <w:t>Внешняя память: запись/удаление в одном приложении и чтение в другом</w:t>
       </w:r>
-      <w:bookmarkEnd w:id="10"/>
+      <w:bookmarkEnd w:id="9"/>
     </w:p>
     <w:p>
       <w:pPr>
@@ -3397,13 +3395,13 @@
         <w:pStyle w:val="2"/>
         <w:ind w:firstLine="720"/>
       </w:pPr>
-      <w:bookmarkStart w:id="11" w:name="_Toc227871799"/>
+      <w:bookmarkStart w:id="10" w:name="_Toc227871799"/>
       <w:proofErr w:type="spellStart"/>
       <w:r>
         <w:lastRenderedPageBreak/>
         <w:t>SharedPreferences</w:t>
       </w:r>
-      <w:bookmarkEnd w:id="11"/>
+      <w:bookmarkEnd w:id="10"/>
       <w:proofErr w:type="spellEnd"/>
     </w:p>
     <w:p>
@@ -3523,7 +3521,7 @@
       <w:pPr>
         <w:pStyle w:val="2"/>
       </w:pPr>
-      <w:bookmarkStart w:id="12" w:name="_Toc227871800"/>
+      <w:bookmarkStart w:id="11" w:name="_Toc227871800"/>
       <w:proofErr w:type="spellStart"/>
       <w:r>
         <w:lastRenderedPageBreak/>
@@ -3533,7 +3531,7 @@
       <w:r>
         <w:t xml:space="preserve"> база данных</w:t>
       </w:r>
-      <w:bookmarkEnd w:id="12"/>
+      <w:bookmarkEnd w:id="11"/>
     </w:p>
     <w:p>
       <w:r>
@@ -3962,114 +3960,12 @@
         <w:r>
           <w:rPr>
             <w:rStyle w:val="ac"/>
-            <w:lang w:val="en-US"/>
           </w:rPr>
-          <w:t>https</w:t>
-        </w:r>
-        <w:r>
-          <w:rPr>
-            <w:rStyle w:val="ac"/>
-          </w:rPr>
-          <w:t>://</w:t>
-        </w:r>
-        <w:proofErr w:type="spellStart"/>
-        <w:r>
-          <w:rPr>
-            <w:rStyle w:val="ac"/>
-            <w:lang w:val="en-US"/>
-          </w:rPr>
-          <w:t>github</w:t>
-        </w:r>
-        <w:proofErr w:type="spellEnd"/>
-        <w:r>
-          <w:rPr>
-            <w:rStyle w:val="ac"/>
-          </w:rPr>
-          <w:t>.</w:t>
-        </w:r>
-        <w:r>
-          <w:rPr>
-            <w:rStyle w:val="ac"/>
-            <w:lang w:val="en-US"/>
-          </w:rPr>
-          <w:t>com</w:t>
-        </w:r>
-        <w:r>
-          <w:rPr>
-            <w:rStyle w:val="ac"/>
-          </w:rPr>
-          <w:t>/</w:t>
-        </w:r>
-        <w:proofErr w:type="spellStart"/>
-        <w:r>
-          <w:rPr>
-            <w:rStyle w:val="ac"/>
-            <w:lang w:val="en-US"/>
-          </w:rPr>
-          <w:t>resutie</w:t>
-        </w:r>
-        <w:proofErr w:type="spellEnd"/>
-        <w:r>
-          <w:rPr>
-            <w:rStyle w:val="ac"/>
-          </w:rPr>
-          <w:t>/</w:t>
-        </w:r>
-        <w:r>
-          <w:rPr>
-            <w:rStyle w:val="ac"/>
-            <w:lang w:val="en-US"/>
-          </w:rPr>
-          <w:t>Android</w:t>
-        </w:r>
-        <w:r>
-          <w:rPr>
-            <w:rStyle w:val="ac"/>
-          </w:rPr>
-          <w:t>/</w:t>
-        </w:r>
-        <w:r>
-          <w:rPr>
-            <w:rStyle w:val="ac"/>
-            <w:lang w:val="en-US"/>
-          </w:rPr>
-          <w:t>tree</w:t>
-        </w:r>
-        <w:r>
-          <w:rPr>
-            <w:rStyle w:val="ac"/>
-          </w:rPr>
-          <w:t>/</w:t>
-        </w:r>
-        <w:r>
-          <w:rPr>
-            <w:rStyle w:val="ac"/>
-            <w:lang w:val="en-US"/>
-          </w:rPr>
-          <w:t>main</w:t>
-        </w:r>
-        <w:r>
-          <w:rPr>
-            <w:rStyle w:val="ac"/>
-          </w:rPr>
-          <w:t>/</w:t>
-        </w:r>
-        <w:proofErr w:type="spellStart"/>
-        <w:r>
-          <w:rPr>
-            <w:rStyle w:val="ac"/>
-            <w:lang w:val="en-US"/>
-          </w:rPr>
-          <w:t>pr</w:t>
-        </w:r>
-        <w:proofErr w:type="spellEnd"/>
-        <w:r>
-          <w:rPr>
-            <w:rStyle w:val="ac"/>
-          </w:rPr>
-          <w:t>2</w:t>
+          <w:t>https://github.com/resutie/Android/tree/main/pr5</w:t>
         </w:r>
       </w:hyperlink>
+      <w:bookmarkStart w:id="12" w:name="_GoBack"/>
+      <w:bookmarkEnd w:id="12"/>
     </w:p>
     <w:p>
       <w:pPr>
@@ -6505,7 +6401,7 @@
 </file>
 
 <file path=customXml/itemProps1.xml><?xml version="1.0" encoding="utf-8"?>
-<ds:datastoreItem xmlns:ds="http://schemas.openxmlformats.org/officeDocument/2006/customXml" ds:itemID="{BBE468D0-1631-4187-9078-C49085E44094}">
+<ds:datastoreItem xmlns:ds="http://schemas.openxmlformats.org/officeDocument/2006/customXml" ds:itemID="{779CD1D1-DA56-448B-B364-3ADC8D746028}">
   <ds:schemaRefs>
     <ds:schemaRef ds:uri="http://schemas.openxmlformats.org/officeDocument/2006/bibliography"/>
   </ds:schemaRefs>
